--- a/Báo cáo project/Báo cáo CNPM.docx
+++ b/Báo cáo project/Báo cáo CNPM.docx
@@ -4693,7 +4693,14 @@
             <w:rStyle w:val="Hyperlink"/>
             <w:noProof/>
           </w:rPr>
-          <w:t xml:space="preserve"> - Form quản lý bán hàng</w:t>
+          <w:t xml:space="preserve"> - Form quản lý </w:t>
+        </w:r>
+        <w:r>
+          <w:rPr>
+            <w:rStyle w:val="Hyperlink"/>
+            <w:noProof/>
+          </w:rPr>
+          <w:t>xe</w:t>
         </w:r>
         <w:r>
           <w:rPr>
@@ -4752,6 +4759,112 @@
           <w:tab w:val="right" w:leader="dot" w:pos="9062"/>
         </w:tabs>
         <w:rPr>
+          <w:noProof/>
+        </w:rPr>
+      </w:pPr>
+      <w:hyperlink w:anchor="_Toc134978173" w:history="1">
+        <w:r>
+          <w:rPr>
+            <w:rStyle w:val="Hyperlink"/>
+            <w:noProof/>
+          </w:rPr>
+          <w:t>Hình 1</w:t>
+        </w:r>
+        <w:r>
+          <w:rPr>
+            <w:rStyle w:val="Hyperlink"/>
+            <w:noProof/>
+          </w:rPr>
+          <w:t>7</w:t>
+        </w:r>
+        <w:r>
+          <w:rPr>
+            <w:rStyle w:val="Hyperlink"/>
+            <w:noProof/>
+          </w:rPr>
+          <w:t xml:space="preserve"> -</w:t>
+        </w:r>
+        <w:r>
+          <w:t xml:space="preserve"> </w:t>
+        </w:r>
+        <w:r>
+          <w:rPr>
+            <w:rStyle w:val="Hyperlink"/>
+            <w:noProof/>
+          </w:rPr>
+          <w:t>Form quản lý</w:t>
+        </w:r>
+        <w:r>
+          <w:rPr>
+            <w:rStyle w:val="Hyperlink"/>
+            <w:noProof/>
+          </w:rPr>
+          <w:t xml:space="preserve"> chuyến </w:t>
+        </w:r>
+        <w:r>
+          <w:rPr>
+            <w:rStyle w:val="Hyperlink"/>
+            <w:noProof/>
+          </w:rPr>
+          <w:t xml:space="preserve"> xe</w:t>
+        </w:r>
+        <w:r>
+          <w:rPr>
+            <w:noProof/>
+            <w:webHidden/>
+          </w:rPr>
+          <w:tab/>
+        </w:r>
+        <w:r>
+          <w:rPr>
+            <w:noProof/>
+            <w:webHidden/>
+          </w:rPr>
+          <w:fldChar w:fldCharType="begin"/>
+        </w:r>
+        <w:r>
+          <w:rPr>
+            <w:noProof/>
+            <w:webHidden/>
+          </w:rPr>
+          <w:instrText xml:space="preserve"> PAGEREF _Toc134978173 \h </w:instrText>
+        </w:r>
+        <w:r>
+          <w:rPr>
+            <w:noProof/>
+            <w:webHidden/>
+          </w:rPr>
+        </w:r>
+        <w:r>
+          <w:rPr>
+            <w:noProof/>
+            <w:webHidden/>
+          </w:rPr>
+          <w:fldChar w:fldCharType="separate"/>
+        </w:r>
+        <w:r>
+          <w:rPr>
+            <w:noProof/>
+            <w:webHidden/>
+          </w:rPr>
+          <w:t>35</w:t>
+        </w:r>
+        <w:r>
+          <w:rPr>
+            <w:noProof/>
+            <w:webHidden/>
+          </w:rPr>
+          <w:fldChar w:fldCharType="end"/>
+        </w:r>
+      </w:hyperlink>
+    </w:p>
+    <w:p>
+      <w:pPr>
+        <w:pStyle w:val="TOC1"/>
+        <w:tabs>
+          <w:tab w:val="right" w:leader="dot" w:pos="9062"/>
+        </w:tabs>
+        <w:rPr>
           <w:rFonts w:asciiTheme="minorHAnsi" w:hAnsiTheme="minorHAnsi" w:cstheme="minorBidi"/>
           <w:noProof/>
           <w:sz w:val="22"/>
@@ -4771,7 +4884,7 @@
             <w:rStyle w:val="Hyperlink"/>
             <w:noProof/>
           </w:rPr>
-          <w:t>7</w:t>
+          <w:t>8</w:t>
         </w:r>
         <w:r>
           <w:rPr>
@@ -4788,7 +4901,35 @@
             <w:rStyle w:val="Hyperlink"/>
             <w:noProof/>
           </w:rPr>
-          <w:t>Form quản lý xe</w:t>
+          <w:t>Form quản lý</w:t>
+        </w:r>
+        <w:r>
+          <w:rPr>
+            <w:rStyle w:val="Hyperlink"/>
+            <w:noProof/>
+          </w:rPr>
+          <w:t xml:space="preserve"> </w:t>
+        </w:r>
+        <w:r>
+          <w:rPr>
+            <w:rStyle w:val="Hyperlink"/>
+            <w:noProof/>
+          </w:rPr>
+          <w:t>tuyến</w:t>
+        </w:r>
+        <w:r>
+          <w:rPr>
+            <w:rStyle w:val="Hyperlink"/>
+            <w:noProof/>
+          </w:rPr>
+          <w:t xml:space="preserve"> </w:t>
+        </w:r>
+        <w:r>
+          <w:rPr>
+            <w:rStyle w:val="Hyperlink"/>
+            <w:noProof/>
+          </w:rPr>
+          <w:t xml:space="preserve"> xe</w:t>
         </w:r>
         <w:r>
           <w:rPr>
@@ -4840,6 +4981,7 @@
         </w:r>
       </w:hyperlink>
     </w:p>
+    <w:p/>
     <w:p>
       <w:r>
         <w:fldChar w:fldCharType="end"/>
@@ -5375,7 +5517,7 @@
           <w:color w:val="0D0D0D"/>
           <w:shd w:val="clear" w:color="auto" w:fill="FFFFFF"/>
         </w:rPr>
-        <w:t xml:space="preserve">Hệ thống quản lý bán vé xe là một nhu cầu thiết yếu trong cuộc sống hiện đại. Với sự gia tăng nhanh chóng của nhu cầu đi lại, việc quản lý và bán vé xe hiệu quả trở nên vô cùng quan </w:t>
+        <w:t xml:space="preserve">Hệ thống quản lý bán vé xe là một nhu cầu thiết yếu trong cuộc sống hiện đại. Với sự gia tăng nhanh chóng của </w:t>
       </w:r>
       <w:r>
         <w:rPr>
@@ -5384,7 +5526,7 @@
           <w:shd w:val="clear" w:color="auto" w:fill="FFFFFF"/>
         </w:rPr>
         <w:lastRenderedPageBreak/>
-        <w:t>trọng. Hệ thống này giúp tiết kiệm thời gian, giảm thiểu sai sót và nâng cao trải nghiệm người dùng</w:t>
+        <w:t>nhu cầu đi lại, việc quản lý và bán vé xe hiệu quả trở nên vô cùng quan trọng. Hệ thống này giúp tiết kiệm thời gian, giảm thiểu sai sót và nâng cao trải nghiệm người dùng</w:t>
       </w:r>
       <w:r>
         <w:t xml:space="preserve"> </w:t>
@@ -12880,6 +13022,9 @@
         <w:ind w:firstLine="0"/>
       </w:pPr>
       <w:r>
+        <w:rPr>
+          <w:noProof/>
+        </w:rPr>
         <w:drawing>
           <wp:inline distT="0" distB="0" distL="0" distR="0" wp14:anchorId="4F9E9168" wp14:editId="3B922F63">
             <wp:extent cx="5760720" cy="2974340"/>
@@ -12932,6 +13077,9 @@
         <w:ind w:firstLine="0"/>
       </w:pPr>
       <w:r>
+        <w:rPr>
+          <w:noProof/>
+        </w:rPr>
         <w:drawing>
           <wp:inline distT="0" distB="0" distL="0" distR="0" wp14:anchorId="7B6B3321" wp14:editId="62062ABC">
             <wp:extent cx="5760720" cy="2947670"/>
@@ -13769,10 +13917,25 @@
     </w:p>
     <w:p>
       <w:pPr>
-        <w:ind w:firstLine="0"/>
+        <w:pStyle w:val="Picture"/>
       </w:pPr>
       <w:r>
         <w:lastRenderedPageBreak/>
+        <w:t xml:space="preserve"> </w:t>
+      </w:r>
+      <w:r>
+        <w:t xml:space="preserve">Form quản lý </w:t>
+      </w:r>
+      <w:r>
+        <w:t>tuyến</w:t>
+      </w:r>
+      <w:r>
+        <w:t xml:space="preserve"> xe</w:t>
+      </w:r>
+      <w:r>
+        <w:rPr>
+          <w:noProof/>
+        </w:rPr>
         <w:t xml:space="preserve"> </w:t>
       </w:r>
       <w:r>
@@ -13828,6 +13991,14 @@
           </wp:inline>
         </w:drawing>
       </w:r>
+      <w:r>
+        <w:t xml:space="preserve"> </w:t>
+      </w:r>
+    </w:p>
+    <w:p>
+      <w:pPr>
+        <w:ind w:firstLine="0"/>
+      </w:pPr>
       <w:r>
         <w:t>Kết luận</w:t>
       </w:r>
@@ -16568,6 +16739,7 @@
   <w:style w:type="character" w:default="1" w:styleId="DefaultParagraphFont">
     <w:name w:val="Default Paragraph Font"/>
     <w:uiPriority w:val="1"/>
+    <w:semiHidden/>
     <w:unhideWhenUsed/>
   </w:style>
   <w:style w:type="table" w:default="1" w:styleId="TableNormal">
@@ -17378,14 +17550,6 @@
 </file>
 
 <file path=customXml/item1.xml><?xml version="1.0" encoding="utf-8"?>
-<p:properties xmlns:p="http://schemas.microsoft.com/office/2006/metadata/properties" xmlns:xsi="http://www.w3.org/2001/XMLSchema-instance" xmlns:pc="http://schemas.microsoft.com/office/infopath/2007/PartnerControls">
-  <documentManagement>
-    <_activity xmlns="45a79269-fa8d-42c8-ad13-763803f23fa6" xsi:nil="true"/>
-  </documentManagement>
-</p:properties>
-</file>
-
-<file path=customXml/item2.xml><?xml version="1.0" encoding="utf-8"?>
 <ct:contentTypeSchema xmlns:ct="http://schemas.microsoft.com/office/2006/metadata/contentType" xmlns:ma="http://schemas.microsoft.com/office/2006/metadata/properties/metaAttributes" ct:_="" ma:_="" ma:contentTypeName="Document" ma:contentTypeID="0x010100C43288D403E5DC408A49ADA8822FD551" ma:contentTypeVersion="10" ma:contentTypeDescription="Create a new document." ma:contentTypeScope="" ma:versionID="3f6ce0b47322b7a32edbf32fbaa2fcdd">
   <xsd:schema xmlns:xsd="http://www.w3.org/2001/XMLSchema" xmlns:xs="http://www.w3.org/2001/XMLSchema" xmlns:p="http://schemas.microsoft.com/office/2006/metadata/properties" xmlns:ns3="45a79269-fa8d-42c8-ad13-763803f23fa6" xmlns:ns4="01dc8c26-c68a-45df-926c-14e64b2bd954" targetNamespace="http://schemas.microsoft.com/office/2006/metadata/properties" ma:root="true" ma:fieldsID="fd7fc2fd7ae1a29ea9ca506489f2192a" ns3:_="" ns4:_="">
     <xsd:import namespace="45a79269-fa8d-42c8-ad13-763803f23fa6"/>
@@ -17588,11 +17752,15 @@
 </ct:contentTypeSchema>
 </file>
 
-<file path=customXml/item3.xml><?xml version="1.0" encoding="utf-8"?>
-<b:Sources xmlns:b="http://schemas.openxmlformats.org/officeDocument/2006/bibliography" xmlns="http://schemas.openxmlformats.org/officeDocument/2006/bibliography" SelectedStyle="\APASixthEditionOfficeOnline.xsl" StyleName="APA" Version="6"/>
+<file path=customXml/item2.xml><?xml version="1.0" encoding="utf-8"?>
+<p:properties xmlns:p="http://schemas.microsoft.com/office/2006/metadata/properties" xmlns:xsi="http://www.w3.org/2001/XMLSchema-instance" xmlns:pc="http://schemas.microsoft.com/office/infopath/2007/PartnerControls">
+  <documentManagement>
+    <_activity xmlns="45a79269-fa8d-42c8-ad13-763803f23fa6" xsi:nil="true"/>
+  </documentManagement>
+</p:properties>
 </file>
 
-<file path=customXml/item4.xml><?xml version="1.0" encoding="utf-8"?>
+<file path=customXml/item3.xml><?xml version="1.0" encoding="utf-8"?>
 <?mso-contentType ?>
 <FormTemplates xmlns="http://schemas.microsoft.com/sharepoint/v3/contenttype/forms">
   <Display>DocumentLibraryForm</Display>
@@ -17601,17 +17769,11 @@
 </FormTemplates>
 </file>
 
-<file path=customXml/itemProps1.xml><?xml version="1.0" encoding="utf-8"?>
-<ds:datastoreItem xmlns:ds="http://schemas.openxmlformats.org/officeDocument/2006/customXml" ds:itemID="{D3052879-F3AA-4501-A879-E0DDBCB2AA1B}">
-  <ds:schemaRefs>
-    <ds:schemaRef ds:uri="http://schemas.microsoft.com/office/2006/metadata/properties"/>
-    <ds:schemaRef ds:uri="http://schemas.microsoft.com/office/infopath/2007/PartnerControls"/>
-    <ds:schemaRef ds:uri="45a79269-fa8d-42c8-ad13-763803f23fa6"/>
-  </ds:schemaRefs>
-</ds:datastoreItem>
+<file path=customXml/item4.xml><?xml version="1.0" encoding="utf-8"?>
+<b:Sources xmlns:b="http://schemas.openxmlformats.org/officeDocument/2006/bibliography" xmlns="http://schemas.openxmlformats.org/officeDocument/2006/bibliography" SelectedStyle="\APASixthEditionOfficeOnline.xsl" StyleName="APA" Version="6"/>
 </file>
 
-<file path=customXml/itemProps2.xml><?xml version="1.0" encoding="utf-8"?>
+<file path=customXml/itemProps1.xml><?xml version="1.0" encoding="utf-8"?>
 <ds:datastoreItem xmlns:ds="http://schemas.openxmlformats.org/officeDocument/2006/customXml" ds:itemID="{C979312A-F4AD-490C-8C79-9A76808A81A1}">
   <ds:schemaRefs>
     <ds:schemaRef ds:uri="http://schemas.microsoft.com/office/2006/metadata/contentType"/>
@@ -17630,18 +17792,28 @@
 </ds:datastoreItem>
 </file>
 
+<file path=customXml/itemProps2.xml><?xml version="1.0" encoding="utf-8"?>
+<ds:datastoreItem xmlns:ds="http://schemas.openxmlformats.org/officeDocument/2006/customXml" ds:itemID="{D3052879-F3AA-4501-A879-E0DDBCB2AA1B}">
+  <ds:schemaRefs>
+    <ds:schemaRef ds:uri="http://schemas.microsoft.com/office/2006/metadata/properties"/>
+    <ds:schemaRef ds:uri="http://schemas.microsoft.com/office/infopath/2007/PartnerControls"/>
+    <ds:schemaRef ds:uri="45a79269-fa8d-42c8-ad13-763803f23fa6"/>
+  </ds:schemaRefs>
+</ds:datastoreItem>
+</file>
+
 <file path=customXml/itemProps3.xml><?xml version="1.0" encoding="utf-8"?>
+<ds:datastoreItem xmlns:ds="http://schemas.openxmlformats.org/officeDocument/2006/customXml" ds:itemID="{1DDB7CE0-E936-44DB-97E1-0E1C35951FE4}">
+  <ds:schemaRefs>
+    <ds:schemaRef ds:uri="http://schemas.microsoft.com/sharepoint/v3/contenttype/forms"/>
+  </ds:schemaRefs>
+</ds:datastoreItem>
+</file>
+
+<file path=customXml/itemProps4.xml><?xml version="1.0" encoding="utf-8"?>
 <ds:datastoreItem xmlns:ds="http://schemas.openxmlformats.org/officeDocument/2006/customXml" ds:itemID="{0098BC48-B903-40AD-952B-180DFB305271}">
   <ds:schemaRefs>
     <ds:schemaRef ds:uri="http://schemas.openxmlformats.org/officeDocument/2006/bibliography"/>
   </ds:schemaRefs>
 </ds:datastoreItem>
-</file>
-
-<file path=customXml/itemProps4.xml><?xml version="1.0" encoding="utf-8"?>
-<ds:datastoreItem xmlns:ds="http://schemas.openxmlformats.org/officeDocument/2006/customXml" ds:itemID="{1DDB7CE0-E936-44DB-97E1-0E1C35951FE4}">
-  <ds:schemaRefs>
-    <ds:schemaRef ds:uri="http://schemas.microsoft.com/sharepoint/v3/contenttype/forms"/>
-  </ds:schemaRefs>
-</ds:datastoreItem>
 </file>
--- a/Báo cáo project/Báo cáo CNPM.docx
+++ b/Báo cáo project/Báo cáo CNPM.docx
@@ -2260,7 +2260,14 @@
             <w:rStyle w:val="Hyperlink"/>
             <w:noProof/>
           </w:rPr>
-          <w:t xml:space="preserve"> Trang chu</w:t>
+          <w:t xml:space="preserve"> Trang ch</w:t>
+        </w:r>
+        <w:r>
+          <w:rPr>
+            <w:rStyle w:val="Hyperlink"/>
+            <w:noProof/>
+          </w:rPr>
+          <w:t>ủ</w:t>
         </w:r>
         <w:r>
           <w:rPr>
@@ -4908,21 +4915,7 @@
             <w:rStyle w:val="Hyperlink"/>
             <w:noProof/>
           </w:rPr>
-          <w:t xml:space="preserve"> </w:t>
-        </w:r>
-        <w:r>
-          <w:rPr>
-            <w:rStyle w:val="Hyperlink"/>
-            <w:noProof/>
-          </w:rPr>
-          <w:t>tuyến</w:t>
-        </w:r>
-        <w:r>
-          <w:rPr>
-            <w:rStyle w:val="Hyperlink"/>
-            <w:noProof/>
-          </w:rPr>
-          <w:t xml:space="preserve"> </w:t>
+          <w:t xml:space="preserve"> tuyến </w:t>
         </w:r>
         <w:r>
           <w:rPr>
@@ -5015,16 +5008,16 @@
         <w:tblLook w:val="04A0" w:firstRow="1" w:lastRow="0" w:firstColumn="1" w:lastColumn="0" w:noHBand="0" w:noVBand="1"/>
       </w:tblPr>
       <w:tblGrid>
-        <w:gridCol w:w="506"/>
-        <w:gridCol w:w="3150"/>
-        <w:gridCol w:w="1725"/>
-        <w:gridCol w:w="6"/>
-        <w:gridCol w:w="3675"/>
+        <w:gridCol w:w="507"/>
+        <w:gridCol w:w="1617"/>
+        <w:gridCol w:w="1731"/>
+        <w:gridCol w:w="3700"/>
+        <w:gridCol w:w="1507"/>
       </w:tblGrid>
       <w:tr>
         <w:tc>
           <w:tcPr>
-            <w:tcW w:w="506" w:type="dxa"/>
+            <w:tcW w:w="507" w:type="dxa"/>
             <w:vAlign w:val="center"/>
           </w:tcPr>
           <w:p>
@@ -5039,7 +5032,7 @@
         </w:tc>
         <w:tc>
           <w:tcPr>
-            <w:tcW w:w="3150" w:type="dxa"/>
+            <w:tcW w:w="1617" w:type="dxa"/>
             <w:vAlign w:val="center"/>
           </w:tcPr>
           <w:p>
@@ -5055,7 +5048,6 @@
         <w:tc>
           <w:tcPr>
             <w:tcW w:w="1731" w:type="dxa"/>
-            <w:gridSpan w:val="2"/>
             <w:vAlign w:val="center"/>
           </w:tcPr>
           <w:p>
@@ -5070,7 +5062,7 @@
         </w:tc>
         <w:tc>
           <w:tcPr>
-            <w:tcW w:w="3675" w:type="dxa"/>
+            <w:tcW w:w="3700" w:type="dxa"/>
             <w:vAlign w:val="center"/>
           </w:tcPr>
           <w:p>
@@ -5080,6 +5072,20 @@
             </w:pPr>
             <w:r>
               <w:t>Phân công</w:t>
+            </w:r>
+          </w:p>
+        </w:tc>
+        <w:tc>
+          <w:tcPr>
+            <w:tcW w:w="1507" w:type="dxa"/>
+          </w:tcPr>
+          <w:p>
+            <w:pPr>
+              <w:ind w:firstLine="0"/>
+              <w:jc w:val="center"/>
+            </w:pPr>
+            <w:r>
+              <w:t>Mức độ hoàn thành</w:t>
             </w:r>
           </w:p>
         </w:tc>
@@ -5087,7 +5093,7 @@
       <w:tr>
         <w:tc>
           <w:tcPr>
-            <w:tcW w:w="506" w:type="dxa"/>
+            <w:tcW w:w="507" w:type="dxa"/>
             <w:vAlign w:val="center"/>
           </w:tcPr>
           <w:p>
@@ -5102,7 +5108,7 @@
         </w:tc>
         <w:tc>
           <w:tcPr>
-            <w:tcW w:w="3150" w:type="dxa"/>
+            <w:tcW w:w="1617" w:type="dxa"/>
             <w:vAlign w:val="center"/>
           </w:tcPr>
           <w:p>
@@ -5118,7 +5124,6 @@
         <w:tc>
           <w:tcPr>
             <w:tcW w:w="1731" w:type="dxa"/>
-            <w:gridSpan w:val="2"/>
             <w:vAlign w:val="center"/>
           </w:tcPr>
           <w:p>
@@ -5138,24 +5143,44 @@
         </w:tc>
         <w:tc>
           <w:tcPr>
-            <w:tcW w:w="3675" w:type="dxa"/>
-            <w:vAlign w:val="center"/>
-          </w:tcPr>
-          <w:p>
-            <w:pPr>
-              <w:ind w:firstLine="0"/>
-              <w:jc w:val="left"/>
-            </w:pPr>
-            <w:r>
-              <w:t>- Code chức năng của phần mềm - Thiết kế cơ sở dữ liệu</w:t>
-            </w:r>
+            <w:tcW w:w="3700" w:type="dxa"/>
+            <w:vAlign w:val="center"/>
+          </w:tcPr>
+          <w:p>
+            <w:pPr>
+              <w:ind w:firstLine="0"/>
+              <w:jc w:val="left"/>
+            </w:pPr>
+            <w:r>
+              <w:t>- Code chức năng cho giao diện</w:t>
+            </w:r>
+            <w:r>
+              <w:t xml:space="preserve"> ADMIN</w:t>
+            </w:r>
+            <w:r>
+              <w:t xml:space="preserve"> của phần mềm – Viết các hàm và thủ tục trong CSDL để thực thi chức năng</w:t>
+            </w:r>
+            <w:r>
+              <w:t xml:space="preserve"> tương ứng</w:t>
+            </w:r>
+          </w:p>
+        </w:tc>
+        <w:tc>
+          <w:tcPr>
+            <w:tcW w:w="1507" w:type="dxa"/>
+          </w:tcPr>
+          <w:p>
+            <w:pPr>
+              <w:ind w:firstLine="0"/>
+              <w:jc w:val="left"/>
+            </w:pPr>
           </w:p>
         </w:tc>
       </w:tr>
       <w:tr>
         <w:tc>
           <w:tcPr>
-            <w:tcW w:w="506" w:type="dxa"/>
+            <w:tcW w:w="507" w:type="dxa"/>
             <w:vAlign w:val="center"/>
           </w:tcPr>
           <w:p>
@@ -5170,7 +5195,7 @@
         </w:tc>
         <w:tc>
           <w:tcPr>
-            <w:tcW w:w="3150" w:type="dxa"/>
+            <w:tcW w:w="1617" w:type="dxa"/>
             <w:vAlign w:val="center"/>
           </w:tcPr>
           <w:p>
@@ -5186,7 +5211,6 @@
         <w:tc>
           <w:tcPr>
             <w:tcW w:w="1731" w:type="dxa"/>
-            <w:gridSpan w:val="2"/>
             <w:vAlign w:val="center"/>
           </w:tcPr>
           <w:p>
@@ -5211,22 +5235,16 @@
         </w:tc>
         <w:tc>
           <w:tcPr>
-            <w:tcW w:w="3675" w:type="dxa"/>
-            <w:vAlign w:val="center"/>
-          </w:tcPr>
-          <w:p>
-            <w:pPr>
-              <w:ind w:firstLine="0"/>
-              <w:jc w:val="left"/>
-            </w:pPr>
-            <w:r>
-              <w:t xml:space="preserve">- </w:t>
-            </w:r>
-            <w:r>
-              <w:t xml:space="preserve">Thiết kế </w:t>
-            </w:r>
-            <w:r>
-              <w:t>cơ sở dữ liệu</w:t>
+            <w:tcW w:w="3700" w:type="dxa"/>
+            <w:vAlign w:val="center"/>
+          </w:tcPr>
+          <w:p>
+            <w:pPr>
+              <w:ind w:firstLine="0"/>
+              <w:jc w:val="left"/>
+            </w:pPr>
+            <w:r>
+              <w:t>- Thu thập yêu cầu, thiết kế cơ sở dữ liệu</w:t>
             </w:r>
           </w:p>
           <w:p>
@@ -5237,13 +5255,27 @@
             <w:r>
               <w:t>- Thiết kế giao diện</w:t>
             </w:r>
+            <w:r>
+              <w:t>..</w:t>
+            </w:r>
+          </w:p>
+        </w:tc>
+        <w:tc>
+          <w:tcPr>
+            <w:tcW w:w="1507" w:type="dxa"/>
+          </w:tcPr>
+          <w:p>
+            <w:pPr>
+              <w:ind w:firstLine="0"/>
+              <w:jc w:val="left"/>
+            </w:pPr>
           </w:p>
         </w:tc>
       </w:tr>
       <w:tr>
         <w:tc>
           <w:tcPr>
-            <w:tcW w:w="506" w:type="dxa"/>
+            <w:tcW w:w="507" w:type="dxa"/>
             <w:vAlign w:val="center"/>
           </w:tcPr>
           <w:p>
@@ -5258,26 +5290,22 @@
         </w:tc>
         <w:tc>
           <w:tcPr>
-            <w:tcW w:w="3150" w:type="dxa"/>
-            <w:vAlign w:val="center"/>
-          </w:tcPr>
-          <w:p>
-            <w:pPr>
-              <w:ind w:firstLine="0"/>
-              <w:jc w:val="left"/>
-            </w:pPr>
-            <w:r>
-              <w:t>Ngu</w:t>
-            </w:r>
-            <w:r>
-              <w:t>yễn Ái Thiềm Định</w:t>
+            <w:tcW w:w="1617" w:type="dxa"/>
+            <w:vAlign w:val="center"/>
+          </w:tcPr>
+          <w:p>
+            <w:pPr>
+              <w:ind w:firstLine="0"/>
+              <w:jc w:val="left"/>
+            </w:pPr>
+            <w:r>
+              <w:t>Nguyễn Ái Thiềm Định</w:t>
             </w:r>
           </w:p>
         </w:tc>
         <w:tc>
           <w:tcPr>
             <w:tcW w:w="1731" w:type="dxa"/>
-            <w:gridSpan w:val="2"/>
             <w:vAlign w:val="center"/>
           </w:tcPr>
           <w:p>
@@ -5297,16 +5325,22 @@
         </w:tc>
         <w:tc>
           <w:tcPr>
-            <w:tcW w:w="3675" w:type="dxa"/>
-            <w:vAlign w:val="center"/>
-          </w:tcPr>
-          <w:p>
-            <w:pPr>
-              <w:ind w:firstLine="0"/>
-              <w:jc w:val="left"/>
-            </w:pPr>
-            <w:r>
-              <w:t>- Viết báo cáo ,làm powerpoint</w:t>
+            <w:tcW w:w="3700" w:type="dxa"/>
+            <w:vAlign w:val="center"/>
+          </w:tcPr>
+          <w:p>
+            <w:pPr>
+              <w:ind w:firstLine="0"/>
+              <w:jc w:val="left"/>
+            </w:pPr>
+            <w:r>
+              <w:t>- Viết báo cáo,</w:t>
+            </w:r>
+            <w:r>
+              <w:t xml:space="preserve"> </w:t>
+            </w:r>
+            <w:r>
+              <w:t>làm powerpoint</w:t>
             </w:r>
           </w:p>
           <w:p>
@@ -5316,6 +5350,23 @@
             </w:pPr>
             <w:r>
               <w:t>- Thiết kế giao diện</w:t>
+            </w:r>
+            <w:r>
+              <w:t>.</w:t>
+            </w:r>
+          </w:p>
+        </w:tc>
+        <w:tc>
+          <w:tcPr>
+            <w:tcW w:w="1507" w:type="dxa"/>
+          </w:tcPr>
+          <w:p>
+            <w:pPr>
+              <w:ind w:firstLine="0"/>
+              <w:jc w:val="left"/>
+            </w:pPr>
+            <w:r>
+              <w:t>0%</w:t>
             </w:r>
           </w:p>
         </w:tc>
@@ -5336,16 +5387,17 @@
         </w:trPr>
         <w:tc>
           <w:tcPr>
-            <w:tcW w:w="506" w:type="dxa"/>
-            <w:tcBorders>
-              <w:left w:val="single" w:sz="4" w:space="0" w:color="auto"/>
-              <w:bottom w:val="single" w:sz="4" w:space="0" w:color="auto"/>
-              <w:right w:val="single" w:sz="4" w:space="0" w:color="auto"/>
-            </w:tcBorders>
-          </w:tcPr>
-          <w:p>
-            <w:pPr>
-              <w:ind w:firstLine="0"/>
+            <w:tcW w:w="507" w:type="dxa"/>
+            <w:tcBorders>
+              <w:left w:val="single" w:sz="4" w:space="0" w:color="auto"/>
+              <w:bottom w:val="single" w:sz="4" w:space="0" w:color="auto"/>
+              <w:right w:val="single" w:sz="4" w:space="0" w:color="auto"/>
+            </w:tcBorders>
+          </w:tcPr>
+          <w:p>
+            <w:pPr>
+              <w:ind w:firstLine="0"/>
+              <w:jc w:val="center"/>
             </w:pPr>
             <w:r>
               <w:t>4</w:t>
@@ -5354,16 +5406,17 @@
         </w:tc>
         <w:tc>
           <w:tcPr>
-            <w:tcW w:w="3150" w:type="dxa"/>
-            <w:tcBorders>
-              <w:left w:val="single" w:sz="4" w:space="0" w:color="auto"/>
-              <w:bottom w:val="single" w:sz="4" w:space="0" w:color="auto"/>
-              <w:right w:val="single" w:sz="4" w:space="0" w:color="auto"/>
-            </w:tcBorders>
-          </w:tcPr>
-          <w:p>
-            <w:pPr>
-              <w:ind w:firstLine="0"/>
+            <w:tcW w:w="1617" w:type="dxa"/>
+            <w:tcBorders>
+              <w:left w:val="single" w:sz="4" w:space="0" w:color="auto"/>
+              <w:bottom w:val="single" w:sz="4" w:space="0" w:color="auto"/>
+              <w:right w:val="single" w:sz="4" w:space="0" w:color="auto"/>
+            </w:tcBorders>
+          </w:tcPr>
+          <w:p>
+            <w:pPr>
+              <w:ind w:firstLine="0"/>
+              <w:jc w:val="left"/>
             </w:pPr>
             <w:r>
               <w:t>Trương Quang Phát</w:t>
@@ -5372,7 +5425,7 @@
         </w:tc>
         <w:tc>
           <w:tcPr>
-            <w:tcW w:w="1725" w:type="dxa"/>
+            <w:tcW w:w="1731" w:type="dxa"/>
             <w:tcBorders>
               <w:left w:val="single" w:sz="4" w:space="0" w:color="auto"/>
               <w:bottom w:val="single" w:sz="4" w:space="0" w:color="auto"/>
@@ -5403,29 +5456,51 @@
         </w:tc>
         <w:tc>
           <w:tcPr>
-            <w:tcW w:w="3681" w:type="dxa"/>
-            <w:gridSpan w:val="2"/>
-            <w:tcBorders>
-              <w:left w:val="single" w:sz="4" w:space="0" w:color="auto"/>
-              <w:bottom w:val="single" w:sz="4" w:space="0" w:color="auto"/>
-              <w:right w:val="single" w:sz="4" w:space="0" w:color="auto"/>
-            </w:tcBorders>
-          </w:tcPr>
-          <w:p>
-            <w:pPr>
-              <w:ind w:firstLine="0"/>
-            </w:pPr>
-            <w:r>
-              <w:t>- Thiết kế giao diện</w:t>
-            </w:r>
-          </w:p>
-          <w:p>
-            <w:pPr>
-              <w:ind w:firstLine="0"/>
-            </w:pPr>
-            <w:r>
-              <w:t>- Code chức năng của phần mềm</w:t>
-            </w:r>
+            <w:tcW w:w="3700" w:type="dxa"/>
+            <w:tcBorders>
+              <w:left w:val="single" w:sz="4" w:space="0" w:color="auto"/>
+              <w:bottom w:val="single" w:sz="4" w:space="0" w:color="auto"/>
+              <w:right w:val="single" w:sz="4" w:space="0" w:color="auto"/>
+            </w:tcBorders>
+            <w:vAlign w:val="center"/>
+          </w:tcPr>
+          <w:p>
+            <w:pPr>
+              <w:ind w:firstLine="0"/>
+            </w:pPr>
+            <w:r>
+              <w:t>- Code</w:t>
+            </w:r>
+            <w:r>
+              <w:t xml:space="preserve"> </w:t>
+            </w:r>
+            <w:r>
+              <w:t>chức năng cho giao diện</w:t>
+            </w:r>
+            <w:r>
+              <w:t xml:space="preserve"> NHÂN VIÊN</w:t>
+            </w:r>
+            <w:r>
+              <w:t xml:space="preserve"> của phần mềm – Viết các hàm và thủ tục trong CSDL để thực thi chức năng tương ứng</w:t>
+            </w:r>
+            <w:r>
+              <w:t>.</w:t>
+            </w:r>
+          </w:p>
+        </w:tc>
+        <w:tc>
+          <w:tcPr>
+            <w:tcW w:w="1507" w:type="dxa"/>
+            <w:tcBorders>
+              <w:left w:val="single" w:sz="4" w:space="0" w:color="auto"/>
+              <w:bottom w:val="single" w:sz="4" w:space="0" w:color="auto"/>
+              <w:right w:val="single" w:sz="4" w:space="0" w:color="auto"/>
+            </w:tcBorders>
+          </w:tcPr>
+          <w:p>
+            <w:pPr>
+              <w:ind w:firstLine="0"/>
+            </w:pPr>
           </w:p>
         </w:tc>
       </w:tr>
@@ -5448,6 +5523,7 @@
       </w:pPr>
       <w:bookmarkStart w:id="6" w:name="_Toc167472743"/>
       <w:r>
+        <w:lastRenderedPageBreak/>
         <w:t>M</w:t>
       </w:r>
       <w:r>
@@ -5465,6 +5541,9 @@
       </w:r>
     </w:p>
     <w:p>
+      <w:pPr>
+        <w:ind w:left="567" w:firstLine="0"/>
+      </w:pPr>
       <w:r>
         <w:rPr>
           <w:rFonts w:ascii="Segoe UI" w:hAnsi="Segoe UI" w:cs="Segoe UI"/>
@@ -5517,7 +5596,7 @@
           <w:color w:val="0D0D0D"/>
           <w:shd w:val="clear" w:color="auto" w:fill="FFFFFF"/>
         </w:rPr>
-        <w:t xml:space="preserve">Hệ thống quản lý bán vé xe là một nhu cầu thiết yếu trong cuộc sống hiện đại. Với sự gia tăng nhanh chóng của </w:t>
+        <w:t>Hệ thống quản lý bán vé xe là một nhu cầu thiết yếu trong cuộc sống hiện đại. Với sự gia tăng nhanh chóng của nhu cầu đi lại, việc quản lý và bán vé xe hiệu quả trở nên vô cùng quan trọng. Hệ thống này giúp tiết kiệm thời gian, giảm thiểu sai sót và nâng cao trải nghiệm người dùng</w:t>
       </w:r>
       <w:r>
         <w:rPr>
@@ -5525,8 +5604,7 @@
           <w:color w:val="0D0D0D"/>
           <w:shd w:val="clear" w:color="auto" w:fill="FFFFFF"/>
         </w:rPr>
-        <w:lastRenderedPageBreak/>
-        <w:t>nhu cầu đi lại, việc quản lý và bán vé xe hiệu quả trở nên vô cùng quan trọng. Hệ thống này giúp tiết kiệm thời gian, giảm thiểu sai sót và nâng cao trải nghiệm người dùng</w:t>
+        <w:t>.</w:t>
       </w:r>
       <w:r>
         <w:t xml:space="preserve"> </w:t>
@@ -5559,6 +5637,14 @@
         <w:t xml:space="preserve"> Đề tài này cho phép chúng em áp dụng những công nghệ mới như cơ sở dữ liệu, lập trình web, và phát triển ứng dụng di động. Việc phát triển hệ thống quản lý bán vé xe sẽ giúp chúng em thực hành và củng cố những kiến thức đã học trong suốt khóa học</w:t>
       </w:r>
       <w:r>
+        <w:rPr>
+          <w:rFonts w:ascii="Segoe UI" w:hAnsi="Segoe UI" w:cs="Segoe UI"/>
+          <w:color w:val="0D0D0D"/>
+          <w:shd w:val="clear" w:color="auto" w:fill="FFFFFF"/>
+        </w:rPr>
+        <w:t>.</w:t>
+      </w:r>
+      <w:r>
         <w:t xml:space="preserve"> </w:t>
       </w:r>
     </w:p>
@@ -5597,7 +5683,7 @@
         <w:t>Quản lý một dự án phần mềm phức tạp như hệ thống bán vé xe đòi hỏi kỹ năng quản lý dự án tốt. Chúng em sẽ có cơ hội học cách lập kế hoạch, phân chia công việc, và phối hợp với nhau trong nhóm để hoàn thành dự án đúng tiến độ</w:t>
       </w:r>
       <w:r>
-        <w:t xml:space="preserve"> </w:t>
+        <w:t>.</w:t>
       </w:r>
     </w:p>
     <w:p>
@@ -5635,6 +5721,14 @@
         <w:t>: Hệ thống quản lý bán vé xe không chỉ giúp các doanh nghiệp vận tải tăng hiệu quả kinh doanh mà còn mang lại lợi ích lớn cho cộng đồng. Hệ thống này giúp người dân dễ dàng mua vé, lên lịch trình di chuyển và nhận thông tin một cách nhanh chóng và chính xác</w:t>
       </w:r>
       <w:r>
+        <w:rPr>
+          <w:rFonts w:ascii="Segoe UI" w:hAnsi="Segoe UI" w:cs="Segoe UI"/>
+          <w:color w:val="0D0D0D"/>
+          <w:shd w:val="clear" w:color="auto" w:fill="FFFFFF"/>
+        </w:rPr>
+        <w:t>.</w:t>
+      </w:r>
+      <w:r>
         <w:t xml:space="preserve"> </w:t>
       </w:r>
     </w:p>
@@ -5693,7 +5787,16 @@
           <w:color w:val="0D0D0D"/>
           <w:shd w:val="clear" w:color="auto" w:fill="FFFFFF"/>
         </w:rPr>
+        <w:lastRenderedPageBreak/>
         <w:t>Với những lý do trên, chúng em tin rằng việc chọn đề tài "Quản lý bán vé xe" sẽ không chỉ giúp chúng em vận dụng những kiến thức đã học mà còn mang lại những trải nghiệm thực tế quý báu, góp phần chuẩn bị tốt cho con đường sự nghiệp trong tương lai</w:t>
+      </w:r>
+      <w:r>
+        <w:rPr>
+          <w:rFonts w:ascii="Segoe UI" w:hAnsi="Segoe UI" w:cs="Segoe UI"/>
+          <w:color w:val="0D0D0D"/>
+          <w:shd w:val="clear" w:color="auto" w:fill="FFFFFF"/>
+        </w:rPr>
+        <w:t>.</w:t>
       </w:r>
     </w:p>
     <w:p>
@@ -5722,8 +5825,15 @@
           <w:color w:val="0D0D0D"/>
           <w:shd w:val="clear" w:color="auto" w:fill="FFFFFF"/>
         </w:rPr>
-        <w:lastRenderedPageBreak/>
         <w:t>Đề tài nhằm tạo ra một hệ thống quản lý bán vé xe trực tuyến, giúp doanh nghiệp vận tải quản lý vé xe, lịch trình và khách hàng một cách hiệu quả và chính xác</w:t>
+      </w:r>
+      <w:r>
+        <w:rPr>
+          <w:rFonts w:ascii="Segoe UI" w:hAnsi="Segoe UI" w:cs="Segoe UI"/>
+          <w:color w:val="0D0D0D"/>
+          <w:shd w:val="clear" w:color="auto" w:fill="FFFFFF"/>
+        </w:rPr>
+        <w:t>.</w:t>
       </w:r>
       <w:r>
         <w:t xml:space="preserve"> </w:t>
@@ -5771,7 +5881,39 @@
           <w:color w:val="0D0D0D"/>
           <w:shd w:val="clear" w:color="auto" w:fill="FFFFFF"/>
         </w:rPr>
-        <w:t xml:space="preserve"> Thân thiện và trực quan, bao gồm hai phần chính : Giao diện mua vé, và giao diện của quản trị viên </w:t>
+        <w:t xml:space="preserve"> Thân thiện và trực quan, bao gồm hai phần chính : Giao diện </w:t>
+      </w:r>
+      <w:r>
+        <w:rPr>
+          <w:rFonts w:ascii="Segoe UI" w:hAnsi="Segoe UI" w:cs="Segoe UI"/>
+          <w:color w:val="0D0D0D"/>
+          <w:shd w:val="clear" w:color="auto" w:fill="FFFFFF"/>
+        </w:rPr>
+        <w:t>đặt</w:t>
+      </w:r>
+      <w:r>
+        <w:rPr>
+          <w:rFonts w:ascii="Segoe UI" w:hAnsi="Segoe UI" w:cs="Segoe UI"/>
+          <w:color w:val="0D0D0D"/>
+          <w:shd w:val="clear" w:color="auto" w:fill="FFFFFF"/>
+        </w:rPr>
+        <w:t xml:space="preserve"> vé, và giao diện của quản trị viên</w:t>
+      </w:r>
+      <w:r>
+        <w:rPr>
+          <w:rFonts w:ascii="Segoe UI" w:hAnsi="Segoe UI" w:cs="Segoe UI"/>
+          <w:color w:val="0D0D0D"/>
+          <w:shd w:val="clear" w:color="auto" w:fill="FFFFFF"/>
+        </w:rPr>
+        <w:t>.</w:t>
+      </w:r>
+      <w:r>
+        <w:rPr>
+          <w:rFonts w:ascii="Segoe UI" w:hAnsi="Segoe UI" w:cs="Segoe UI"/>
+          <w:color w:val="0D0D0D"/>
+          <w:shd w:val="clear" w:color="auto" w:fill="FFFFFF"/>
+        </w:rPr>
+        <w:t xml:space="preserve"> </w:t>
       </w:r>
     </w:p>
     <w:p>
@@ -5784,6 +5926,9 @@
       </w:r>
     </w:p>
     <w:p>
+      <w:pPr>
+        <w:ind w:left="567" w:firstLine="0"/>
+      </w:pPr>
       <w:r>
         <w:t>Đối tượng nghiên cứu của đề tài là</w:t>
       </w:r>
@@ -5800,7 +5945,13 @@
         <w:t xml:space="preserve"> </w:t>
       </w:r>
       <w:r>
-        <w:t xml:space="preserve">vé xe của khách hàng </w:t>
+        <w:t>vé xe của khách hàng</w:t>
+      </w:r>
+      <w:r>
+        <w:t>.</w:t>
+      </w:r>
+      <w:r>
+        <w:t xml:space="preserve"> </w:t>
       </w:r>
     </w:p>
     <w:p>
@@ -5830,6 +5981,9 @@
       </w:r>
       <w:r>
         <w:t>thức đặt mua qua ứng dụng</w:t>
+      </w:r>
+      <w:r>
+        <w:t>.</w:t>
       </w:r>
     </w:p>
     <w:p>
@@ -5932,8 +6086,17 @@
       <w:bookmarkEnd w:id="8"/>
     </w:p>
     <w:p>
-      <w:r>
-        <w:t xml:space="preserve">Hoàn thành ứng dụng quản lý vé xe gồm giao diện người đặt vé và giao diện quản trị viên, đăng kí tài khoản và đăng nhập tài khoản </w:t>
+      <w:pPr>
+        <w:ind w:left="567" w:firstLine="0"/>
+      </w:pPr>
+      <w:r>
+        <w:t>Hoàn thành ứng dụng quản lý vé xe gồm giao diện người đặt vé và giao diện quản trị viên, đăng kí tài khoản và đăng nhập tài khoản</w:t>
+      </w:r>
+      <w:r>
+        <w:t>.</w:t>
+      </w:r>
+      <w:r>
+        <w:t xml:space="preserve"> </w:t>
       </w:r>
     </w:p>
     <w:p>
@@ -5968,8 +6131,8 @@
           <w:noProof/>
         </w:rPr>
         <w:drawing>
-          <wp:inline distT="0" distB="0" distL="0" distR="0" wp14:anchorId="2F6B4EB7" wp14:editId="4F508B0E">
-            <wp:extent cx="5760720" cy="2959100"/>
+          <wp:inline distT="0" distB="0" distL="0" distR="0" wp14:anchorId="2F6B4EB7" wp14:editId="7800FA1C">
+            <wp:extent cx="5053054" cy="2959100"/>
             <wp:effectExtent l="0" t="0" r="0" b="0"/>
             <wp:docPr id="1652503580" name="Picture 1"/>
             <wp:cNvGraphicFramePr>
@@ -5991,7 +6154,7 @@
                   <pic:spPr>
                     <a:xfrm>
                       <a:off x="0" y="0"/>
-                      <a:ext cx="5760720" cy="2959100"/>
+                      <a:ext cx="5055272" cy="2960399"/>
                     </a:xfrm>
                     <a:prstGeom prst="rect">
                       <a:avLst/>
@@ -6071,17 +6234,18 @@
       <w:tblPr>
         <w:tblStyle w:val="TableGrid"/>
         <w:tblW w:w="0" w:type="auto"/>
+        <w:tblInd w:w="529" w:type="dxa"/>
         <w:tblLook w:val="04A0" w:firstRow="1" w:lastRow="0" w:firstColumn="1" w:lastColumn="0" w:noHBand="0" w:noVBand="1"/>
       </w:tblPr>
       <w:tblGrid>
-        <w:gridCol w:w="555"/>
-        <w:gridCol w:w="2717"/>
-        <w:gridCol w:w="5790"/>
+        <w:gridCol w:w="506"/>
+        <w:gridCol w:w="2495"/>
+        <w:gridCol w:w="4925"/>
       </w:tblGrid>
       <w:tr>
         <w:tc>
           <w:tcPr>
-            <w:tcW w:w="562" w:type="dxa"/>
+            <w:tcW w:w="506" w:type="dxa"/>
             <w:vAlign w:val="center"/>
           </w:tcPr>
           <w:p>
@@ -6096,7 +6260,7 @@
         </w:tc>
         <w:tc>
           <w:tcPr>
-            <w:tcW w:w="2977" w:type="dxa"/>
+            <w:tcW w:w="2495" w:type="dxa"/>
             <w:vAlign w:val="center"/>
           </w:tcPr>
           <w:p>
@@ -6111,7 +6275,7 @@
         </w:tc>
         <w:tc>
           <w:tcPr>
-            <w:tcW w:w="6090" w:type="dxa"/>
+            <w:tcW w:w="4925" w:type="dxa"/>
             <w:vAlign w:val="center"/>
           </w:tcPr>
           <w:p>
@@ -6128,7 +6292,7 @@
       <w:tr>
         <w:tc>
           <w:tcPr>
-            <w:tcW w:w="562" w:type="dxa"/>
+            <w:tcW w:w="506" w:type="dxa"/>
             <w:vAlign w:val="center"/>
           </w:tcPr>
           <w:p>
@@ -6143,7 +6307,7 @@
         </w:tc>
         <w:tc>
           <w:tcPr>
-            <w:tcW w:w="2977" w:type="dxa"/>
+            <w:tcW w:w="2495" w:type="dxa"/>
             <w:vAlign w:val="center"/>
           </w:tcPr>
           <w:p>
@@ -6158,7 +6322,7 @@
         </w:tc>
         <w:tc>
           <w:tcPr>
-            <w:tcW w:w="6090" w:type="dxa"/>
+            <w:tcW w:w="4925" w:type="dxa"/>
           </w:tcPr>
           <w:p>
             <w:pPr>
@@ -6268,7 +6432,7 @@
       <w:tr>
         <w:tc>
           <w:tcPr>
-            <w:tcW w:w="562" w:type="dxa"/>
+            <w:tcW w:w="506" w:type="dxa"/>
             <w:vAlign w:val="center"/>
           </w:tcPr>
           <w:p>
@@ -6284,7 +6448,7 @@
         </w:tc>
         <w:tc>
           <w:tcPr>
-            <w:tcW w:w="2977" w:type="dxa"/>
+            <w:tcW w:w="2495" w:type="dxa"/>
             <w:vAlign w:val="center"/>
           </w:tcPr>
           <w:p>
@@ -6299,7 +6463,7 @@
         </w:tc>
         <w:tc>
           <w:tcPr>
-            <w:tcW w:w="6090" w:type="dxa"/>
+            <w:tcW w:w="4925" w:type="dxa"/>
           </w:tcPr>
           <w:p>
             <w:pPr>
@@ -6328,7 +6492,97 @@
               <w:rPr>
                 <w:szCs w:val="26"/>
               </w:rPr>
-              <w:t>- Tên chuyến,giờ đi, giờ đến ,giá vé,mã tuyến,có nút them xóa sửa tuyến xe</w:t>
+              <w:t>- Tên chuyến,</w:t>
+            </w:r>
+            <w:r>
+              <w:rPr>
+                <w:szCs w:val="26"/>
+              </w:rPr>
+              <w:t xml:space="preserve"> </w:t>
+            </w:r>
+            <w:r>
+              <w:rPr>
+                <w:szCs w:val="26"/>
+              </w:rPr>
+              <w:t>giờ đi, giờ đến,</w:t>
+            </w:r>
+            <w:r>
+              <w:rPr>
+                <w:szCs w:val="26"/>
+              </w:rPr>
+              <w:t xml:space="preserve"> </w:t>
+            </w:r>
+            <w:r>
+              <w:rPr>
+                <w:szCs w:val="26"/>
+              </w:rPr>
+              <w:t>giá vé,</w:t>
+            </w:r>
+            <w:r>
+              <w:rPr>
+                <w:szCs w:val="26"/>
+              </w:rPr>
+              <w:t xml:space="preserve"> </w:t>
+            </w:r>
+            <w:r>
+              <w:rPr>
+                <w:szCs w:val="26"/>
+              </w:rPr>
+              <w:t>mã tuyến,</w:t>
+            </w:r>
+            <w:r>
+              <w:rPr>
+                <w:szCs w:val="26"/>
+              </w:rPr>
+              <w:t xml:space="preserve"> </w:t>
+            </w:r>
+            <w:r>
+              <w:rPr>
+                <w:szCs w:val="26"/>
+              </w:rPr>
+              <w:t>có nút th</w:t>
+            </w:r>
+            <w:r>
+              <w:rPr>
+                <w:szCs w:val="26"/>
+              </w:rPr>
+              <w:t>êm,</w:t>
+            </w:r>
+            <w:r>
+              <w:rPr>
+                <w:szCs w:val="26"/>
+              </w:rPr>
+              <w:t xml:space="preserve"> xóa</w:t>
+            </w:r>
+            <w:r>
+              <w:rPr>
+                <w:szCs w:val="26"/>
+              </w:rPr>
+              <w:t>,</w:t>
+            </w:r>
+            <w:r>
+              <w:rPr>
+                <w:szCs w:val="26"/>
+              </w:rPr>
+              <w:t xml:space="preserve"> sửa </w:t>
+            </w:r>
+            <w:r>
+              <w:rPr>
+                <w:szCs w:val="26"/>
+              </w:rPr>
+              <w:t>chuyến xe</w:t>
+            </w:r>
+            <w:r>
+              <w:rPr>
+                <w:szCs w:val="26"/>
+              </w:rPr>
+              <w:t xml:space="preserve"> xe</w:t>
+            </w:r>
+            <w:r>
+              <w:rPr>
+                <w:szCs w:val="26"/>
+              </w:rPr>
+              <w:t>.</w:t>
             </w:r>
           </w:p>
           <w:p>
@@ -6343,7 +6597,19 @@
               <w:rPr>
                 <w:szCs w:val="26"/>
               </w:rPr>
-              <w:t>Quản lý khách hàng/tài khoảng</w:t>
+              <w:t xml:space="preserve">Quản lý </w:t>
+            </w:r>
+            <w:r>
+              <w:rPr>
+                <w:szCs w:val="26"/>
+              </w:rPr>
+              <w:t>nhân viên</w:t>
+            </w:r>
+            <w:r>
+              <w:rPr>
+                <w:szCs w:val="26"/>
+              </w:rPr>
+              <w:t>/tài khoản</w:t>
             </w:r>
           </w:p>
           <w:p>
@@ -6358,7 +6624,19 @@
               <w:rPr>
                 <w:szCs w:val="26"/>
               </w:rPr>
-              <w:t>- Nút xóa để xóa khách hàng và nút tìm để tìm tài khoảng khách hàng</w:t>
+              <w:t xml:space="preserve">- Nút xóa để xóa </w:t>
+            </w:r>
+            <w:r>
+              <w:rPr>
+                <w:szCs w:val="26"/>
+              </w:rPr>
+              <w:t>nhân viên bán vé</w:t>
+            </w:r>
+            <w:r>
+              <w:rPr>
+                <w:szCs w:val="26"/>
+              </w:rPr>
+              <w:t xml:space="preserve"> và nút tìm để tìm tài khoản khách hàng</w:t>
             </w:r>
           </w:p>
           <w:p>
@@ -6388,7 +6666,109 @@
               <w:rPr>
                 <w:szCs w:val="26"/>
               </w:rPr>
-              <w:t>- Tên xe,Biển số xe,số ghế,có nút them xe,sửa xe,xóa xe</w:t>
+              <w:t>- Tên xe,</w:t>
+            </w:r>
+            <w:r>
+              <w:rPr>
+                <w:szCs w:val="26"/>
+              </w:rPr>
+              <w:t xml:space="preserve"> b</w:t>
+            </w:r>
+            <w:r>
+              <w:rPr>
+                <w:szCs w:val="26"/>
+              </w:rPr>
+              <w:t>iển số xe,</w:t>
+            </w:r>
+            <w:r>
+              <w:rPr>
+                <w:szCs w:val="26"/>
+              </w:rPr>
+              <w:t xml:space="preserve"> </w:t>
+            </w:r>
+            <w:r>
+              <w:rPr>
+                <w:szCs w:val="26"/>
+              </w:rPr>
+              <w:t>số ghế,</w:t>
+            </w:r>
+            <w:r>
+              <w:rPr>
+                <w:szCs w:val="26"/>
+              </w:rPr>
+              <w:t xml:space="preserve"> </w:t>
+            </w:r>
+            <w:r>
+              <w:rPr>
+                <w:szCs w:val="26"/>
+              </w:rPr>
+              <w:t>có nút th</w:t>
+            </w:r>
+            <w:r>
+              <w:rPr>
+                <w:szCs w:val="26"/>
+              </w:rPr>
+              <w:t>êm</w:t>
+            </w:r>
+            <w:r>
+              <w:rPr>
+                <w:szCs w:val="26"/>
+              </w:rPr>
+              <w:t xml:space="preserve"> xe,</w:t>
+            </w:r>
+            <w:r>
+              <w:rPr>
+                <w:szCs w:val="26"/>
+              </w:rPr>
+              <w:t xml:space="preserve"> </w:t>
+            </w:r>
+            <w:r>
+              <w:rPr>
+                <w:szCs w:val="26"/>
+              </w:rPr>
+              <w:t>sửa</w:t>
+            </w:r>
+            <w:r>
+              <w:rPr>
+                <w:szCs w:val="26"/>
+              </w:rPr>
+              <w:t xml:space="preserve"> thông tin</w:t>
+            </w:r>
+            <w:r>
+              <w:rPr>
+                <w:szCs w:val="26"/>
+              </w:rPr>
+              <w:t xml:space="preserve"> xe,</w:t>
+            </w:r>
+            <w:r>
+              <w:rPr>
+                <w:szCs w:val="26"/>
+              </w:rPr>
+              <w:t xml:space="preserve"> </w:t>
+            </w:r>
+            <w:r>
+              <w:rPr>
+                <w:szCs w:val="26"/>
+              </w:rPr>
+              <w:t>xóa</w:t>
+            </w:r>
+            <w:r>
+              <w:rPr>
+                <w:szCs w:val="26"/>
+              </w:rPr>
+              <w:t xml:space="preserve"> một chiếc</w:t>
+            </w:r>
+            <w:r>
+              <w:rPr>
+                <w:szCs w:val="26"/>
+              </w:rPr>
+              <w:t xml:space="preserve"> xe</w:t>
+            </w:r>
+            <w:r>
+              <w:rPr>
+                <w:szCs w:val="26"/>
+              </w:rPr>
+              <w:t>.</w:t>
             </w:r>
           </w:p>
           <w:p>
@@ -6435,7 +6815,7 @@
       <w:tr>
         <w:tc>
           <w:tcPr>
-            <w:tcW w:w="562" w:type="dxa"/>
+            <w:tcW w:w="506" w:type="dxa"/>
             <w:vAlign w:val="center"/>
           </w:tcPr>
           <w:p>
@@ -6450,7 +6830,7 @@
         </w:tc>
         <w:tc>
           <w:tcPr>
-            <w:tcW w:w="2977" w:type="dxa"/>
+            <w:tcW w:w="2495" w:type="dxa"/>
             <w:vAlign w:val="center"/>
           </w:tcPr>
           <w:p>
@@ -6465,7 +6845,7 @@
         </w:tc>
         <w:tc>
           <w:tcPr>
-            <w:tcW w:w="6090" w:type="dxa"/>
+            <w:tcW w:w="4925" w:type="dxa"/>
           </w:tcPr>
           <w:p>
             <w:pPr>
@@ -6478,7 +6858,10 @@
               <w:t>vé</w:t>
             </w:r>
             <w:r>
-              <w:t xml:space="preserve"> với nhân viên </w:t>
+              <w:t xml:space="preserve"> thông qua nhân viên</w:t>
+            </w:r>
+            <w:r>
+              <w:t xml:space="preserve"> </w:t>
             </w:r>
           </w:p>
         </w:tc>
@@ -6593,8 +6976,7 @@
       <w:tblGrid>
         <w:gridCol w:w="685"/>
         <w:gridCol w:w="1290"/>
-        <w:gridCol w:w="130"/>
-        <w:gridCol w:w="6957"/>
+        <w:gridCol w:w="7087"/>
       </w:tblGrid>
       <w:tr>
         <w:tc>
@@ -6616,7 +6998,6 @@
         <w:tc>
           <w:tcPr>
             <w:tcW w:w="7087" w:type="dxa"/>
-            <w:gridSpan w:val="2"/>
             <w:vAlign w:val="center"/>
           </w:tcPr>
           <w:p>
@@ -6650,7 +7031,6 @@
         <w:tc>
           <w:tcPr>
             <w:tcW w:w="7087" w:type="dxa"/>
-            <w:gridSpan w:val="2"/>
             <w:vAlign w:val="center"/>
           </w:tcPr>
           <w:p>
@@ -6684,7 +7064,6 @@
         <w:tc>
           <w:tcPr>
             <w:tcW w:w="7087" w:type="dxa"/>
-            <w:gridSpan w:val="2"/>
             <w:vAlign w:val="center"/>
           </w:tcPr>
           <w:p>
@@ -6718,7 +7097,6 @@
         <w:tc>
           <w:tcPr>
             <w:tcW w:w="7087" w:type="dxa"/>
-            <w:gridSpan w:val="2"/>
             <w:vAlign w:val="center"/>
           </w:tcPr>
           <w:p>
@@ -6752,7 +7130,6 @@
         <w:tc>
           <w:tcPr>
             <w:tcW w:w="7087" w:type="dxa"/>
-            <w:gridSpan w:val="2"/>
             <w:vAlign w:val="center"/>
           </w:tcPr>
           <w:p>
@@ -6784,8 +7161,7 @@
         </w:tc>
         <w:tc>
           <w:tcPr>
-            <w:tcW w:w="1420" w:type="dxa"/>
-            <w:gridSpan w:val="2"/>
+            <w:tcW w:w="1290" w:type="dxa"/>
             <w:vAlign w:val="center"/>
           </w:tcPr>
           <w:p>
@@ -6800,7 +7176,7 @@
         </w:tc>
         <w:tc>
           <w:tcPr>
-            <w:tcW w:w="6957" w:type="dxa"/>
+            <w:tcW w:w="7087" w:type="dxa"/>
             <w:vAlign w:val="center"/>
           </w:tcPr>
           <w:p>
@@ -6835,8 +7211,7 @@
         </w:tc>
         <w:tc>
           <w:tcPr>
-            <w:tcW w:w="1420" w:type="dxa"/>
-            <w:gridSpan w:val="2"/>
+            <w:tcW w:w="1290" w:type="dxa"/>
             <w:vAlign w:val="center"/>
           </w:tcPr>
           <w:p>
@@ -6851,7 +7226,7 @@
         </w:tc>
         <w:tc>
           <w:tcPr>
-            <w:tcW w:w="6957" w:type="dxa"/>
+            <w:tcW w:w="7087" w:type="dxa"/>
             <w:vAlign w:val="center"/>
           </w:tcPr>
           <w:p>
@@ -6886,8 +7261,7 @@
         </w:tc>
         <w:tc>
           <w:tcPr>
-            <w:tcW w:w="1420" w:type="dxa"/>
-            <w:gridSpan w:val="2"/>
+            <w:tcW w:w="1290" w:type="dxa"/>
             <w:vAlign w:val="center"/>
           </w:tcPr>
           <w:p>
@@ -6902,7 +7276,7 @@
         </w:tc>
         <w:tc>
           <w:tcPr>
-            <w:tcW w:w="6957" w:type="dxa"/>
+            <w:tcW w:w="7087" w:type="dxa"/>
             <w:vAlign w:val="center"/>
           </w:tcPr>
           <w:p>
@@ -6937,8 +7311,7 @@
         </w:tc>
         <w:tc>
           <w:tcPr>
-            <w:tcW w:w="1420" w:type="dxa"/>
-            <w:gridSpan w:val="2"/>
+            <w:tcW w:w="1290" w:type="dxa"/>
             <w:vAlign w:val="center"/>
           </w:tcPr>
           <w:p>
@@ -6953,7 +7326,7 @@
         </w:tc>
         <w:tc>
           <w:tcPr>
-            <w:tcW w:w="6957" w:type="dxa"/>
+            <w:tcW w:w="7087" w:type="dxa"/>
             <w:vAlign w:val="center"/>
           </w:tcPr>
           <w:p>
@@ -8784,7 +9157,7 @@
           <w:p>
             <w:pPr>
               <w:ind w:firstLine="0"/>
-              <w:jc w:val="center"/>
+              <w:jc w:val="left"/>
             </w:pPr>
             <w:r>
               <w:t>Thực hiện bởi</w:t>
@@ -8865,6 +9238,7 @@
           <w:p>
             <w:pPr>
               <w:ind w:firstLine="0"/>
+              <w:jc w:val="left"/>
             </w:pPr>
             <w:r>
               <w:t>Người đặt vé</w:t>
@@ -8941,6 +9315,7 @@
           <w:p>
             <w:pPr>
               <w:ind w:firstLine="0"/>
+              <w:jc w:val="left"/>
             </w:pPr>
             <w:r>
               <w:t>Người đặt vé</w:t>
@@ -12968,6 +13343,9 @@
       <w:r>
         <w:t>form đăng nhập và dăng kí tài khoản,bảng điều khiển quản trị viên, bảng điều khiển người dặt vé</w:t>
       </w:r>
+      <w:r>
+        <w:t>.</w:t>
+      </w:r>
     </w:p>
     <w:p>
       <w:r>
@@ -13004,6 +13382,9 @@
     <w:p>
       <w:r>
         <w:t>- DTO : lớp nhận yêu cầu từ GUI, xử lý logic và truy xuất xuống KiemSoatUser để lấy thông tin trả về cho giao diện</w:t>
+      </w:r>
+      <w:r>
+        <w:t>.</w:t>
       </w:r>
     </w:p>
     <w:p>
@@ -13334,7 +13715,13 @@
       </w:r>
       <w:bookmarkEnd w:id="38"/>
       <w:r>
-        <w:t>trang chủ người đặt vé</w:t>
+        <w:t xml:space="preserve">trang chủ </w:t>
+      </w:r>
+      <w:r>
+        <w:t>nhân viên</w:t>
+      </w:r>
+      <w:r>
+        <w:t xml:space="preserve"> đặt vé</w:t>
       </w:r>
     </w:p>
     <w:p>
@@ -13392,7 +13779,10 @@
       </w:r>
       <w:bookmarkEnd w:id="39"/>
       <w:r>
-        <w:t>Chọn vé của người đặt vé</w:t>
+        <w:t xml:space="preserve">Chọn vé </w:t>
+      </w:r>
+      <w:r>
+        <w:t>cho khách hàng</w:t>
       </w:r>
     </w:p>
     <w:p>
@@ -13509,7 +13899,13 @@
       </w:r>
       <w:bookmarkEnd w:id="41"/>
       <w:r>
-        <w:t>Thanh toán vé chuyến đi</w:t>
+        <w:t>Thanh toán vé</w:t>
+      </w:r>
+      <w:r>
+        <w:t xml:space="preserve"> cho</w:t>
+      </w:r>
+      <w:r>
+        <w:t xml:space="preserve"> chuyến đi</w:t>
       </w:r>
     </w:p>
     <w:p>
@@ -13920,32 +14316,22 @@
         <w:pStyle w:val="Picture"/>
       </w:pPr>
       <w:r>
+        <w:rPr>
+          <w:noProof/>
+        </w:rPr>
         <w:lastRenderedPageBreak/>
-        <w:t xml:space="preserve"> </w:t>
-      </w:r>
-      <w:r>
-        <w:t xml:space="preserve">Form quản lý </w:t>
-      </w:r>
-      <w:r>
-        <w:t>tuyến</w:t>
-      </w:r>
-      <w:r>
-        <w:t xml:space="preserve"> xe</w:t>
-      </w:r>
-      <w:r>
-        <w:rPr>
-          <w:noProof/>
-        </w:rPr>
-        <w:t xml:space="preserve"> </w:t>
-      </w:r>
-      <w:r>
-        <w:rPr>
-          <w:noProof/>
-        </w:rPr>
         <w:drawing>
-          <wp:inline distT="0" distB="0" distL="0" distR="0" wp14:anchorId="1C3E5F4D" wp14:editId="43966C01">
+          <wp:anchor distT="0" distB="0" distL="114300" distR="114300" simplePos="0" relativeHeight="251658240" behindDoc="0" locked="0" layoutInCell="1" allowOverlap="1" wp14:anchorId="1C3E5F4D" wp14:editId="4CE1AC07">
+            <wp:simplePos x="0" y="0"/>
+            <wp:positionH relativeFrom="column">
+              <wp:posOffset>234315</wp:posOffset>
+            </wp:positionH>
+            <wp:positionV relativeFrom="paragraph">
+              <wp:posOffset>0</wp:posOffset>
+            </wp:positionV>
             <wp:extent cx="5760720" cy="3242310"/>
             <wp:effectExtent l="0" t="0" r="0" b="0"/>
+            <wp:wrapTopAndBottom/>
             <wp:docPr id="1861188567" name="Picture 5" descr="A screenshot of a computer&#10;&#10;Description automatically generated"/>
             <wp:cNvGraphicFramePr>
               <a:graphicFrameLocks xmlns:a="http://schemas.openxmlformats.org/drawingml/2006/main" noChangeAspect="1"/>
@@ -13988,8 +14374,20 @@
                 </pic:pic>
               </a:graphicData>
             </a:graphic>
-          </wp:inline>
+          </wp:anchor>
         </w:drawing>
+      </w:r>
+      <w:r>
+        <w:t xml:space="preserve"> </w:t>
+      </w:r>
+      <w:r>
+        <w:t>Form quản lý tuyến xe</w:t>
+      </w:r>
+      <w:r>
+        <w:rPr>
+          <w:noProof/>
+        </w:rPr>
+        <w:t xml:space="preserve"> </w:t>
       </w:r>
       <w:r>
         <w:t xml:space="preserve"> </w:t>
@@ -17753,11 +18151,7 @@
 </file>
 
 <file path=customXml/item2.xml><?xml version="1.0" encoding="utf-8"?>
-<p:properties xmlns:p="http://schemas.microsoft.com/office/2006/metadata/properties" xmlns:xsi="http://www.w3.org/2001/XMLSchema-instance" xmlns:pc="http://schemas.microsoft.com/office/infopath/2007/PartnerControls">
-  <documentManagement>
-    <_activity xmlns="45a79269-fa8d-42c8-ad13-763803f23fa6" xsi:nil="true"/>
-  </documentManagement>
-</p:properties>
+<b:Sources xmlns:b="http://schemas.openxmlformats.org/officeDocument/2006/bibliography" xmlns="http://schemas.openxmlformats.org/officeDocument/2006/bibliography" SelectedStyle="\APASixthEditionOfficeOnline.xsl" StyleName="APA" Version="6"/>
 </file>
 
 <file path=customXml/item3.xml><?xml version="1.0" encoding="utf-8"?>
@@ -17770,7 +18164,11 @@
 </file>
 
 <file path=customXml/item4.xml><?xml version="1.0" encoding="utf-8"?>
-<b:Sources xmlns:b="http://schemas.openxmlformats.org/officeDocument/2006/bibliography" xmlns="http://schemas.openxmlformats.org/officeDocument/2006/bibliography" SelectedStyle="\APASixthEditionOfficeOnline.xsl" StyleName="APA" Version="6"/>
+<p:properties xmlns:p="http://schemas.microsoft.com/office/2006/metadata/properties" xmlns:xsi="http://www.w3.org/2001/XMLSchema-instance" xmlns:pc="http://schemas.microsoft.com/office/infopath/2007/PartnerControls">
+  <documentManagement>
+    <_activity xmlns="45a79269-fa8d-42c8-ad13-763803f23fa6" xsi:nil="true"/>
+  </documentManagement>
+</p:properties>
 </file>
 
 <file path=customXml/itemProps1.xml><?xml version="1.0" encoding="utf-8"?>
@@ -17793,11 +18191,9 @@
 </file>
 
 <file path=customXml/itemProps2.xml><?xml version="1.0" encoding="utf-8"?>
-<ds:datastoreItem xmlns:ds="http://schemas.openxmlformats.org/officeDocument/2006/customXml" ds:itemID="{D3052879-F3AA-4501-A879-E0DDBCB2AA1B}">
+<ds:datastoreItem xmlns:ds="http://schemas.openxmlformats.org/officeDocument/2006/customXml" ds:itemID="{0098BC48-B903-40AD-952B-180DFB305271}">
   <ds:schemaRefs>
-    <ds:schemaRef ds:uri="http://schemas.microsoft.com/office/2006/metadata/properties"/>
-    <ds:schemaRef ds:uri="http://schemas.microsoft.com/office/infopath/2007/PartnerControls"/>
-    <ds:schemaRef ds:uri="45a79269-fa8d-42c8-ad13-763803f23fa6"/>
+    <ds:schemaRef ds:uri="http://schemas.openxmlformats.org/officeDocument/2006/bibliography"/>
   </ds:schemaRefs>
 </ds:datastoreItem>
 </file>
@@ -17811,9 +18207,11 @@
 </file>
 
 <file path=customXml/itemProps4.xml><?xml version="1.0" encoding="utf-8"?>
-<ds:datastoreItem xmlns:ds="http://schemas.openxmlformats.org/officeDocument/2006/customXml" ds:itemID="{0098BC48-B903-40AD-952B-180DFB305271}">
+<ds:datastoreItem xmlns:ds="http://schemas.openxmlformats.org/officeDocument/2006/customXml" ds:itemID="{D3052879-F3AA-4501-A879-E0DDBCB2AA1B}">
   <ds:schemaRefs>
-    <ds:schemaRef ds:uri="http://schemas.openxmlformats.org/officeDocument/2006/bibliography"/>
+    <ds:schemaRef ds:uri="http://schemas.microsoft.com/office/2006/metadata/properties"/>
+    <ds:schemaRef ds:uri="http://schemas.microsoft.com/office/infopath/2007/PartnerControls"/>
+    <ds:schemaRef ds:uri="45a79269-fa8d-42c8-ad13-763803f23fa6"/>
   </ds:schemaRefs>
 </ds:datastoreItem>
 </file>